--- a/rapports/2026-06-06/EQ14/EQ14_sup_v2/DR_malforme_1_11202E_11/56-05-05-80.docx
+++ b/rapports/2026-06-06/EQ14/EQ14_sup_v2/DR_malforme_1_11202E_11/56-05-05-80.docx
@@ -297,7 +297,7 @@
           <w:color w:val="1F6FEB"/>
           <w:sz w:val="22"/>
         </w:rPr>
-        <w:t>⚠ INCOHÉRENCES À CORRIGER (70)</w:t>
+        <w:t>⚠ INCOHÉRENCES À CORRIGER (65)</w:t>
       </w:r>
     </w:p>
     <w:tbl>
@@ -454,7 +454,7 @@
                 <w:color w:val="16A34A"/>
                 <w:sz w:val="16"/>
               </w:rPr>
-              <w:t>—</w:t>
+              <w:t>s02q33, s01q00b</w:t>
             </w:r>
           </w:p>
         </w:tc>
@@ -485,7 +485,7 @@
                 <w:i w:val="0"/>
                 <w:sz w:val="17"/>
               </w:rPr>
-              <w:t>Incohérence!!! seulement les écoles privées paient les frais de scolarité (y compris les frais d'inscription).</w:t>
+              <w:t>Incoherent!!! La dernière fois que ALSSANE ADAMA DIALLO a  fréquenté l'école est 9999.</w:t>
             </w:r>
           </w:p>
         </w:tc>
@@ -575,7 +575,7 @@
                 <w:i w:val="0"/>
                 <w:sz w:val="17"/>
               </w:rPr>
-              <w:t>Incoherent!!! La dernière fois que ALSSANE ADAMA DIALLO a  fréquenté l'école est 9999.</w:t>
+              <w:t>Incoherent!!! La dernière fois que MARIE ADAMA DIALLO a  fréquenté l'école est 9999.</w:t>
             </w:r>
           </w:p>
         </w:tc>
@@ -608,6 +608,456 @@
                 <w:i w:val="0"/>
                 <w:sz w:val="16"/>
               </w:rPr>
+              <w:t>S11</w:t>
+              <w:br/>
+            </w:r>
+            <w:r>
+              <w:rPr>
+                <w:b w:val="0"/>
+                <w:i w:val="0"/>
+                <w:color w:val="64748B"/>
+                <w:sz w:val="14"/>
+              </w:rPr>
+              <w:t>Logement / cadre de vie</w:t>
+            </w:r>
+          </w:p>
+        </w:tc>
+        <w:tc>
+          <w:tcPr>
+            <w:tcW w:type="dxa" w:w="1531"/>
+          </w:tcPr>
+          <w:p>
+            <w:r>
+              <w:rPr>
+                <w:b/>
+                <w:i w:val="0"/>
+                <w:color w:val="16A34A"/>
+                <w:sz w:val="16"/>
+              </w:rPr>
+              <w:t>s01q47__7, s02q24, s04q49, s04q59e, s04q67, s06q19, s06q20, s06q22a</w:t>
+            </w:r>
+          </w:p>
+        </w:tc>
+        <w:tc>
+          <w:tcPr>
+            <w:tcW w:type="dxa" w:w="1191"/>
+          </w:tcPr>
+          <w:p>
+            <w:r>
+              <w:rPr>
+                <w:b w:val="0"/>
+                <w:i w:val="0"/>
+                <w:color w:val="64748B"/>
+                <w:sz w:val="16"/>
+              </w:rPr>
+              <w:t>GT-CQ</w:t>
+            </w:r>
+          </w:p>
+        </w:tc>
+        <w:tc>
+          <w:tcPr>
+            <w:tcW w:type="dxa" w:w="4706"/>
+          </w:tcPr>
+          <w:p>
+            <w:r>
+              <w:rPr>
+                <w:b w:val="0"/>
+                <w:i w:val="0"/>
+                <w:sz w:val="17"/>
+              </w:rPr>
+              <w:t>La principale source d'énergie ( Charbon minéral) pour la cusine semble incoherent, prière de corriger ou confirmer.</w:t>
+            </w:r>
+          </w:p>
+        </w:tc>
+      </w:tr>
+      <w:tr>
+        <w:tc>
+          <w:tcPr>
+            <w:tcW w:type="dxa" w:w="964"/>
+          </w:tcPr>
+          <w:p>
+            <w:r>
+              <w:rPr>
+                <w:b/>
+                <w:i w:val="0"/>
+                <w:color w:val="EA580C"/>
+                <w:sz w:val="16"/>
+              </w:rPr>
+              <w:t>Moyenne</w:t>
+            </w:r>
+          </w:p>
+        </w:tc>
+        <w:tc>
+          <w:tcPr>
+            <w:tcW w:type="dxa" w:w="1247"/>
+          </w:tcPr>
+          <w:p>
+            <w:r>
+              <w:rPr>
+                <w:b/>
+                <w:i w:val="0"/>
+                <w:sz w:val="16"/>
+              </w:rPr>
+              <w:t>S00</w:t>
+              <w:br/>
+            </w:r>
+            <w:r>
+              <w:rPr>
+                <w:b w:val="0"/>
+                <w:i w:val="0"/>
+                <w:color w:val="64748B"/>
+                <w:sz w:val="14"/>
+              </w:rPr>
+              <w:t>Identification</w:t>
+            </w:r>
+          </w:p>
+        </w:tc>
+        <w:tc>
+          <w:tcPr>
+            <w:tcW w:type="dxa" w:w="1531"/>
+          </w:tcPr>
+          <w:p>
+            <w:r>
+              <w:rPr>
+                <w:b/>
+                <w:i w:val="0"/>
+                <w:color w:val="16A34A"/>
+                <w:sz w:val="16"/>
+              </w:rPr>
+              <w:t>s00q27</w:t>
+            </w:r>
+          </w:p>
+        </w:tc>
+        <w:tc>
+          <w:tcPr>
+            <w:tcW w:type="dxa" w:w="1191"/>
+          </w:tcPr>
+          <w:p>
+            <w:r>
+              <w:rPr>
+                <w:b w:val="0"/>
+                <w:i w:val="0"/>
+                <w:color w:val="64748B"/>
+                <w:sz w:val="16"/>
+              </w:rPr>
+              <w:t>GT-CQ</w:t>
+            </w:r>
+          </w:p>
+        </w:tc>
+        <w:tc>
+          <w:tcPr>
+            <w:tcW w:type="dxa" w:w="4706"/>
+          </w:tcPr>
+          <w:p>
+            <w:r>
+              <w:rPr>
+                <w:b w:val="0"/>
+                <w:i w:val="0"/>
+                <w:sz w:val="17"/>
+              </w:rPr>
+              <w:t>Le questionnaire semble ne pas être complètement fini mais le questionnaire est en statut complet, prière de compléter le questionnaire.</w:t>
+            </w:r>
+          </w:p>
+        </w:tc>
+      </w:tr>
+      <w:tr>
+        <w:tc>
+          <w:tcPr>
+            <w:tcW w:type="dxa" w:w="964"/>
+          </w:tcPr>
+          <w:p>
+            <w:r>
+              <w:rPr>
+                <w:b/>
+                <w:i w:val="0"/>
+                <w:color w:val="EA580C"/>
+                <w:sz w:val="16"/>
+              </w:rPr>
+              <w:t>Moyenne</w:t>
+            </w:r>
+          </w:p>
+        </w:tc>
+        <w:tc>
+          <w:tcPr>
+            <w:tcW w:type="dxa" w:w="1247"/>
+          </w:tcPr>
+          <w:p>
+            <w:r>
+              <w:rPr>
+                <w:b/>
+                <w:i w:val="0"/>
+                <w:sz w:val="16"/>
+              </w:rPr>
+              <w:t>S00</w:t>
+              <w:br/>
+            </w:r>
+            <w:r>
+              <w:rPr>
+                <w:b w:val="0"/>
+                <w:i w:val="0"/>
+                <w:color w:val="64748B"/>
+                <w:sz w:val="14"/>
+              </w:rPr>
+              <w:t>Identification</w:t>
+            </w:r>
+          </w:p>
+        </w:tc>
+        <w:tc>
+          <w:tcPr>
+            <w:tcW w:type="dxa" w:w="1531"/>
+          </w:tcPr>
+          <w:p>
+            <w:r>
+              <w:rPr>
+                <w:b/>
+                <w:i w:val="0"/>
+                <w:color w:val="16A34A"/>
+                <w:sz w:val="16"/>
+              </w:rPr>
+              <w:t>—</w:t>
+            </w:r>
+          </w:p>
+        </w:tc>
+        <w:tc>
+          <w:tcPr>
+            <w:tcW w:type="dxa" w:w="1191"/>
+          </w:tcPr>
+          <w:p>
+            <w:r>
+              <w:rPr>
+                <w:b w:val="0"/>
+                <w:i w:val="0"/>
+                <w:color w:val="64748B"/>
+                <w:sz w:val="16"/>
+              </w:rPr>
+              <w:t>GT-CQ</w:t>
+            </w:r>
+          </w:p>
+        </w:tc>
+        <w:tc>
+          <w:tcPr>
+            <w:tcW w:type="dxa" w:w="4706"/>
+          </w:tcPr>
+          <w:p>
+            <w:r>
+              <w:rPr>
+                <w:b w:val="0"/>
+                <w:i w:val="0"/>
+                <w:sz w:val="17"/>
+              </w:rPr>
+              <w:t>L'adresse ou la localisation du ménage doit être bien renseignée, ne doit pas contenir des numéros de téléphone et elle semble courte pour être une adresse.</w:t>
+            </w:r>
+          </w:p>
+        </w:tc>
+      </w:tr>
+      <w:tr>
+        <w:tc>
+          <w:tcPr>
+            <w:tcW w:type="dxa" w:w="964"/>
+          </w:tcPr>
+          <w:p>
+            <w:r>
+              <w:rPr>
+                <w:b/>
+                <w:i w:val="0"/>
+                <w:color w:val="EA580C"/>
+                <w:sz w:val="16"/>
+              </w:rPr>
+              <w:t>Moyenne</w:t>
+            </w:r>
+          </w:p>
+        </w:tc>
+        <w:tc>
+          <w:tcPr>
+            <w:tcW w:type="dxa" w:w="1247"/>
+          </w:tcPr>
+          <w:p>
+            <w:r>
+              <w:rPr>
+                <w:b/>
+                <w:i w:val="0"/>
+                <w:sz w:val="16"/>
+              </w:rPr>
+              <w:t>S00</w:t>
+              <w:br/>
+            </w:r>
+            <w:r>
+              <w:rPr>
+                <w:b w:val="0"/>
+                <w:i w:val="0"/>
+                <w:color w:val="64748B"/>
+                <w:sz w:val="14"/>
+              </w:rPr>
+              <w:t>Identification</w:t>
+            </w:r>
+          </w:p>
+        </w:tc>
+        <w:tc>
+          <w:tcPr>
+            <w:tcW w:type="dxa" w:w="1531"/>
+          </w:tcPr>
+          <w:p>
+            <w:r>
+              <w:rPr>
+                <w:b/>
+                <w:i w:val="0"/>
+                <w:color w:val="16A34A"/>
+                <w:sz w:val="16"/>
+              </w:rPr>
+              <w:t>—</w:t>
+            </w:r>
+          </w:p>
+        </w:tc>
+        <w:tc>
+          <w:tcPr>
+            <w:tcW w:type="dxa" w:w="1191"/>
+          </w:tcPr>
+          <w:p>
+            <w:r>
+              <w:rPr>
+                <w:b w:val="0"/>
+                <w:i w:val="0"/>
+                <w:color w:val="64748B"/>
+                <w:sz w:val="16"/>
+              </w:rPr>
+              <w:t>GT-CQ</w:t>
+            </w:r>
+          </w:p>
+        </w:tc>
+        <w:tc>
+          <w:tcPr>
+            <w:tcW w:type="dxa" w:w="4706"/>
+          </w:tcPr>
+          <w:p>
+            <w:r>
+              <w:rPr>
+                <w:b w:val="0"/>
+                <w:i w:val="0"/>
+                <w:sz w:val="17"/>
+              </w:rPr>
+              <w:t>Prière de renseigner la bonne adresse.</w:t>
+            </w:r>
+          </w:p>
+        </w:tc>
+      </w:tr>
+      <w:tr>
+        <w:tc>
+          <w:tcPr>
+            <w:tcW w:type="dxa" w:w="964"/>
+          </w:tcPr>
+          <w:p>
+            <w:r>
+              <w:rPr>
+                <w:b/>
+                <w:i w:val="0"/>
+                <w:color w:val="EA580C"/>
+                <w:sz w:val="16"/>
+              </w:rPr>
+              <w:t>Moyenne</w:t>
+            </w:r>
+          </w:p>
+        </w:tc>
+        <w:tc>
+          <w:tcPr>
+            <w:tcW w:type="dxa" w:w="1247"/>
+          </w:tcPr>
+          <w:p>
+            <w:r>
+              <w:rPr>
+                <w:b/>
+                <w:i w:val="0"/>
+                <w:sz w:val="16"/>
+              </w:rPr>
+              <w:t>S01</w:t>
+              <w:br/>
+            </w:r>
+            <w:r>
+              <w:rPr>
+                <w:b w:val="0"/>
+                <w:i w:val="0"/>
+                <w:color w:val="64748B"/>
+                <w:sz w:val="14"/>
+              </w:rPr>
+              <w:t>Démographie</w:t>
+            </w:r>
+          </w:p>
+        </w:tc>
+        <w:tc>
+          <w:tcPr>
+            <w:tcW w:type="dxa" w:w="1531"/>
+          </w:tcPr>
+          <w:p>
+            <w:r>
+              <w:rPr>
+                <w:b/>
+                <w:i w:val="0"/>
+                <w:color w:val="16A34A"/>
+                <w:sz w:val="16"/>
+              </w:rPr>
+              <w:t>s01q23, s01q00b, s01q23_autre</w:t>
+            </w:r>
+          </w:p>
+        </w:tc>
+        <w:tc>
+          <w:tcPr>
+            <w:tcW w:type="dxa" w:w="1191"/>
+          </w:tcPr>
+          <w:p>
+            <w:r>
+              <w:rPr>
+                <w:b w:val="0"/>
+                <w:i w:val="0"/>
+                <w:color w:val="64748B"/>
+                <w:sz w:val="16"/>
+              </w:rPr>
+              <w:t>GT-CQ</w:t>
+            </w:r>
+          </w:p>
+        </w:tc>
+        <w:tc>
+          <w:tcPr>
+            <w:tcW w:type="dxa" w:w="4706"/>
+          </w:tcPr>
+          <w:p>
+            <w:r>
+              <w:rPr>
+                <w:b w:val="0"/>
+                <w:i w:val="0"/>
+                <w:sz w:val="17"/>
+              </w:rPr>
+              <w:t>La raison principale pour laquelle que MARIE ADAMA DIALLO est venu vivre dans cette localité est PROBLEME DE SANTE et semble exister dans les modalités, prière de prendre attache avec le QG pour plus d'explication afin de la classer bien.</w:t>
+            </w:r>
+          </w:p>
+        </w:tc>
+      </w:tr>
+      <w:tr>
+        <w:tc>
+          <w:tcPr>
+            <w:tcW w:type="dxa" w:w="964"/>
+          </w:tcPr>
+          <w:p>
+            <w:r>
+              <w:rPr>
+                <w:b/>
+                <w:i w:val="0"/>
+                <w:color w:val="EA580C"/>
+                <w:sz w:val="16"/>
+              </w:rPr>
+              <w:t>Moyenne</w:t>
+            </w:r>
+          </w:p>
+        </w:tc>
+        <w:tc>
+          <w:tcPr>
+            <w:tcW w:type="dxa" w:w="1247"/>
+          </w:tcPr>
+          <w:p>
+            <w:r>
+              <w:rPr>
+                <w:b/>
+                <w:i w:val="0"/>
+                <w:sz w:val="16"/>
+              </w:rPr>
               <w:t>S02</w:t>
               <w:br/>
             </w:r>
@@ -634,7 +1084,7 @@
                 <w:color w:val="16A34A"/>
                 <w:sz w:val="16"/>
               </w:rPr>
-              <w:t>s02q33, s01q00b</w:t>
+              <w:t>—</w:t>
             </w:r>
           </w:p>
         </w:tc>
@@ -665,7 +1115,7 @@
                 <w:i w:val="0"/>
                 <w:sz w:val="17"/>
               </w:rPr>
-              <w:t>Incoherent!!! La dernière fois que MARIE ADAMA DIALLO a  fréquenté l'école est 9999.</w:t>
+              <w:t>Prière de vous adresser à ALSSANE ADAMA DIALLO pour avoir l'année exacte.</w:t>
             </w:r>
           </w:p>
         </w:tc>
@@ -680,10 +1130,10 @@
               <w:rPr>
                 <w:b/>
                 <w:i w:val="0"/>
-                <w:color w:val="DC2626"/>
+                <w:color w:val="EA580C"/>
                 <w:sz w:val="16"/>
               </w:rPr>
-              <w:t>Haute</w:t>
+              <w:t>Moyenne</w:t>
             </w:r>
           </w:p>
         </w:tc>
@@ -698,7 +1148,7 @@
                 <w:i w:val="0"/>
                 <w:sz w:val="16"/>
               </w:rPr>
-              <w:t>S11</w:t>
+              <w:t>S02</w:t>
               <w:br/>
             </w:r>
             <w:r>
@@ -708,7 +1158,7 @@
                 <w:color w:val="64748B"/>
                 <w:sz w:val="14"/>
               </w:rPr>
-              <w:t>Logement / cadre de vie</w:t>
+              <w:t>Éducation</w:t>
             </w:r>
           </w:p>
         </w:tc>
@@ -724,7 +1174,7 @@
                 <w:color w:val="16A34A"/>
                 <w:sz w:val="16"/>
               </w:rPr>
-              <w:t>s01q47__7, s02q24, s04q49, s04q59e, s04q67, s06q19, s06q20, s06q22a</w:t>
+              <w:t>—</w:t>
             </w:r>
           </w:p>
         </w:tc>
@@ -755,7 +1205,7 @@
                 <w:i w:val="0"/>
                 <w:sz w:val="17"/>
               </w:rPr>
-              <w:t>La principale source d'énergie ( Charbon minéral) pour la cusine semble incoherent, prière de corriger ou confirmer.</w:t>
+              <w:t>Prière de vous adresser à MARIE ADAMA DIALLO pour avoir l'année exacte.</w:t>
             </w:r>
           </w:p>
         </w:tc>
@@ -788,7 +1238,7 @@
                 <w:i w:val="0"/>
                 <w:sz w:val="16"/>
               </w:rPr>
-              <w:t>S00</w:t>
+              <w:t>S02</w:t>
               <w:br/>
             </w:r>
             <w:r>
@@ -798,7 +1248,7 @@
                 <w:color w:val="64748B"/>
                 <w:sz w:val="14"/>
               </w:rPr>
-              <w:t>Identification</w:t>
+              <w:t>Éducation</w:t>
             </w:r>
           </w:p>
         </w:tc>
@@ -814,7 +1264,7 @@
                 <w:color w:val="16A34A"/>
                 <w:sz w:val="16"/>
               </w:rPr>
-              <w:t>s00q27</w:t>
+              <w:t>s01q23, s01q00b, s01q23_autre</w:t>
             </w:r>
           </w:p>
         </w:tc>
@@ -845,7 +1295,7 @@
                 <w:i w:val="0"/>
                 <w:sz w:val="17"/>
               </w:rPr>
-              <w:t>Le questionnaire semble ne pas être complètement fini mais le questionnaire est en statut complet, prière de compléter le questionnaire.</w:t>
+              <w:t>La raison principale que MAMADOU BA n'a pas fait des études dans une école formelle est PAS ENCORE ATTEINT L’AGE REQUIS et semble exister dans les modalités, prière de prendre attache avec le QG pour plus d'explication afin de la classer bien.</w:t>
             </w:r>
           </w:p>
         </w:tc>
@@ -878,7 +1328,7 @@
                 <w:i w:val="0"/>
                 <w:sz w:val="16"/>
               </w:rPr>
-              <w:t>S00</w:t>
+              <w:t>S02</w:t>
               <w:br/>
             </w:r>
             <w:r>
@@ -888,7 +1338,7 @@
                 <w:color w:val="64748B"/>
                 <w:sz w:val="14"/>
               </w:rPr>
-              <w:t>Identification</w:t>
+              <w:t>Éducation</w:t>
             </w:r>
           </w:p>
         </w:tc>
@@ -935,7 +1385,7 @@
                 <w:i w:val="0"/>
                 <w:sz w:val="17"/>
               </w:rPr>
-              <w:t>L'adresse ou la localisation du ménage doit être bien renseignée, ne doit pas contenir des numéros de téléphone et elle semble courte pour être une adresse.</w:t>
+              <w:t>Le montant des frais de cantines ou de restauration (1000 FCFA) pour l'année scolaire de HADJI DIALLO qui fréquente 1ére année de Primaire  semble faible.</w:t>
             </w:r>
           </w:p>
         </w:tc>
@@ -968,7 +1418,7 @@
                 <w:i w:val="0"/>
                 <w:sz w:val="16"/>
               </w:rPr>
-              <w:t>S00</w:t>
+              <w:t>S02</w:t>
               <w:br/>
             </w:r>
             <w:r>
@@ -978,7 +1428,7 @@
                 <w:color w:val="64748B"/>
                 <w:sz w:val="14"/>
               </w:rPr>
-              <w:t>Identification</w:t>
+              <w:t>Éducation</w:t>
             </w:r>
           </w:p>
         </w:tc>
@@ -1025,907 +1475,7 @@
                 <w:i w:val="0"/>
                 <w:sz w:val="17"/>
               </w:rPr>
-              <w:t>Prière de renseigner la bonne adresse.</w:t>
-            </w:r>
-          </w:p>
-        </w:tc>
-      </w:tr>
-      <w:tr>
-        <w:tc>
-          <w:tcPr>
-            <w:tcW w:type="dxa" w:w="964"/>
-          </w:tcPr>
-          <w:p>
-            <w:r>
-              <w:rPr>
-                <w:b/>
-                <w:i w:val="0"/>
-                <w:color w:val="EA580C"/>
-                <w:sz w:val="16"/>
-              </w:rPr>
-              <w:t>Moyenne</w:t>
-            </w:r>
-          </w:p>
-        </w:tc>
-        <w:tc>
-          <w:tcPr>
-            <w:tcW w:type="dxa" w:w="1247"/>
-          </w:tcPr>
-          <w:p>
-            <w:r>
-              <w:rPr>
-                <w:b/>
-                <w:i w:val="0"/>
-                <w:sz w:val="16"/>
-              </w:rPr>
-              <w:t>S01</w:t>
-              <w:br/>
-            </w:r>
-            <w:r>
-              <w:rPr>
-                <w:b w:val="0"/>
-                <w:i w:val="0"/>
-                <w:color w:val="64748B"/>
-                <w:sz w:val="14"/>
-              </w:rPr>
-              <w:t>Démographie</w:t>
-            </w:r>
-          </w:p>
-        </w:tc>
-        <w:tc>
-          <w:tcPr>
-            <w:tcW w:type="dxa" w:w="1531"/>
-          </w:tcPr>
-          <w:p>
-            <w:r>
-              <w:rPr>
-                <w:b/>
-                <w:i w:val="0"/>
-                <w:color w:val="16A34A"/>
-                <w:sz w:val="16"/>
-              </w:rPr>
-              <w:t>s01q23, s01q00b, s01q23_autre</w:t>
-            </w:r>
-          </w:p>
-        </w:tc>
-        <w:tc>
-          <w:tcPr>
-            <w:tcW w:type="dxa" w:w="1191"/>
-          </w:tcPr>
-          <w:p>
-            <w:r>
-              <w:rPr>
-                <w:b w:val="0"/>
-                <w:i w:val="0"/>
-                <w:color w:val="64748B"/>
-                <w:sz w:val="16"/>
-              </w:rPr>
-              <w:t>GT-CQ</w:t>
-            </w:r>
-          </w:p>
-        </w:tc>
-        <w:tc>
-          <w:tcPr>
-            <w:tcW w:type="dxa" w:w="4706"/>
-          </w:tcPr>
-          <w:p>
-            <w:r>
-              <w:rPr>
-                <w:b w:val="0"/>
-                <w:i w:val="0"/>
-                <w:sz w:val="17"/>
-              </w:rPr>
-              <w:t>La raison principale pour laquelle que MARIE ADAMA DIALLO est venu vivre dans cette localité est PROBLEME DE SANTE et semble exister dans les modalités, prière de prendre attache avec le QG pour plus d'explication afin de la classer bien.</w:t>
-            </w:r>
-          </w:p>
-        </w:tc>
-      </w:tr>
-      <w:tr>
-        <w:tc>
-          <w:tcPr>
-            <w:tcW w:type="dxa" w:w="964"/>
-          </w:tcPr>
-          <w:p>
-            <w:r>
-              <w:rPr>
-                <w:b/>
-                <w:i w:val="0"/>
-                <w:color w:val="EA580C"/>
-                <w:sz w:val="16"/>
-              </w:rPr>
-              <w:t>Moyenne</w:t>
-            </w:r>
-          </w:p>
-        </w:tc>
-        <w:tc>
-          <w:tcPr>
-            <w:tcW w:type="dxa" w:w="1247"/>
-          </w:tcPr>
-          <w:p>
-            <w:r>
-              <w:rPr>
-                <w:b/>
-                <w:i w:val="0"/>
-                <w:sz w:val="16"/>
-              </w:rPr>
-              <w:t>S01</w:t>
-              <w:br/>
-            </w:r>
-            <w:r>
-              <w:rPr>
-                <w:b w:val="0"/>
-                <w:i w:val="0"/>
-                <w:color w:val="64748B"/>
-                <w:sz w:val="14"/>
-              </w:rPr>
-              <w:t>Démographie</w:t>
-            </w:r>
-          </w:p>
-        </w:tc>
-        <w:tc>
-          <w:tcPr>
-            <w:tcW w:type="dxa" w:w="1531"/>
-          </w:tcPr>
-          <w:p>
-            <w:r>
-              <w:rPr>
-                <w:b/>
-                <w:i w:val="0"/>
-                <w:color w:val="16A34A"/>
-                <w:sz w:val="16"/>
-              </w:rPr>
-              <w:t>s00q27, s01q03a, s01q03b, s01q03c, s01q00b</w:t>
-            </w:r>
-          </w:p>
-        </w:tc>
-        <w:tc>
-          <w:tcPr>
-            <w:tcW w:type="dxa" w:w="1191"/>
-          </w:tcPr>
-          <w:p>
-            <w:r>
-              <w:rPr>
-                <w:b w:val="0"/>
-                <w:i w:val="0"/>
-                <w:color w:val="64748B"/>
-                <w:sz w:val="16"/>
-              </w:rPr>
-              <w:t>GT-CQ</w:t>
-            </w:r>
-          </w:p>
-        </w:tc>
-        <w:tc>
-          <w:tcPr>
-            <w:tcW w:type="dxa" w:w="4706"/>
-          </w:tcPr>
-          <w:p>
-            <w:r>
-              <w:rPr>
-                <w:b w:val="0"/>
-                <w:i w:val="0"/>
-                <w:sz w:val="17"/>
-              </w:rPr>
-              <w:t>Les informations sur l'acte de naissance (ni Jours, ni mois et ni années) de  COUMBA DIALLO  manquent, s'il vous plait pouvez-vous fournir d'effort pour avoir ces informations.</w:t>
-            </w:r>
-          </w:p>
-        </w:tc>
-      </w:tr>
-      <w:tr>
-        <w:tc>
-          <w:tcPr>
-            <w:tcW w:type="dxa" w:w="964"/>
-          </w:tcPr>
-          <w:p>
-            <w:r>
-              <w:rPr>
-                <w:b/>
-                <w:i w:val="0"/>
-                <w:color w:val="EA580C"/>
-                <w:sz w:val="16"/>
-              </w:rPr>
-              <w:t>Moyenne</w:t>
-            </w:r>
-          </w:p>
-        </w:tc>
-        <w:tc>
-          <w:tcPr>
-            <w:tcW w:type="dxa" w:w="1247"/>
-          </w:tcPr>
-          <w:p>
-            <w:r>
-              <w:rPr>
-                <w:b/>
-                <w:i w:val="0"/>
-                <w:sz w:val="16"/>
-              </w:rPr>
-              <w:t>S01</w:t>
-              <w:br/>
-            </w:r>
-            <w:r>
-              <w:rPr>
-                <w:b w:val="0"/>
-                <w:i w:val="0"/>
-                <w:color w:val="64748B"/>
-                <w:sz w:val="14"/>
-              </w:rPr>
-              <w:t>Démographie</w:t>
-            </w:r>
-          </w:p>
-        </w:tc>
-        <w:tc>
-          <w:tcPr>
-            <w:tcW w:type="dxa" w:w="1531"/>
-          </w:tcPr>
-          <w:p>
-            <w:r>
-              <w:rPr>
-                <w:b/>
-                <w:i w:val="0"/>
-                <w:color w:val="16A34A"/>
-                <w:sz w:val="16"/>
-              </w:rPr>
-              <w:t>s01q04a, s01q03b</w:t>
-            </w:r>
-          </w:p>
-        </w:tc>
-        <w:tc>
-          <w:tcPr>
-            <w:tcW w:type="dxa" w:w="1191"/>
-          </w:tcPr>
-          <w:p>
-            <w:r>
-              <w:rPr>
-                <w:b w:val="0"/>
-                <w:i w:val="0"/>
-                <w:color w:val="64748B"/>
-                <w:sz w:val="16"/>
-              </w:rPr>
-              <w:t>GT-CQ</w:t>
-            </w:r>
-          </w:p>
-        </w:tc>
-        <w:tc>
-          <w:tcPr>
-            <w:tcW w:type="dxa" w:w="4706"/>
-          </w:tcPr>
-          <w:p>
-            <w:r>
-              <w:rPr>
-                <w:b w:val="0"/>
-                <w:i w:val="0"/>
-                <w:sz w:val="17"/>
-              </w:rPr>
-              <w:t>Le mois de l'enfant ( COUMBA DIALLO ) n'est pas connu mais vous avez declaré en s01q04a le nombre de mois, prière de changer NSP au niveau de s01q03b.</w:t>
-            </w:r>
-          </w:p>
-        </w:tc>
-      </w:tr>
-      <w:tr>
-        <w:tc>
-          <w:tcPr>
-            <w:tcW w:type="dxa" w:w="964"/>
-          </w:tcPr>
-          <w:p>
-            <w:r>
-              <w:rPr>
-                <w:b/>
-                <w:i w:val="0"/>
-                <w:color w:val="EA580C"/>
-                <w:sz w:val="16"/>
-              </w:rPr>
-              <w:t>Moyenne</w:t>
-            </w:r>
-          </w:p>
-        </w:tc>
-        <w:tc>
-          <w:tcPr>
-            <w:tcW w:type="dxa" w:w="1247"/>
-          </w:tcPr>
-          <w:p>
-            <w:r>
-              <w:rPr>
-                <w:b/>
-                <w:i w:val="0"/>
-                <w:sz w:val="16"/>
-              </w:rPr>
-              <w:t>S01</w:t>
-              <w:br/>
-            </w:r>
-            <w:r>
-              <w:rPr>
-                <w:b w:val="0"/>
-                <w:i w:val="0"/>
-                <w:color w:val="64748B"/>
-                <w:sz w:val="14"/>
-              </w:rPr>
-              <w:t>Démographie</w:t>
-            </w:r>
-          </w:p>
-        </w:tc>
-        <w:tc>
-          <w:tcPr>
-            <w:tcW w:type="dxa" w:w="1531"/>
-          </w:tcPr>
-          <w:p>
-            <w:r>
-              <w:rPr>
-                <w:b/>
-                <w:i w:val="0"/>
-                <w:color w:val="16A34A"/>
-                <w:sz w:val="16"/>
-              </w:rPr>
-              <w:t>s00q27, s01q03a, s01q03b, s01q03c, s01q00b</w:t>
-            </w:r>
-          </w:p>
-        </w:tc>
-        <w:tc>
-          <w:tcPr>
-            <w:tcW w:type="dxa" w:w="1191"/>
-          </w:tcPr>
-          <w:p>
-            <w:r>
-              <w:rPr>
-                <w:b w:val="0"/>
-                <w:i w:val="0"/>
-                <w:color w:val="64748B"/>
-                <w:sz w:val="16"/>
-              </w:rPr>
-              <w:t>GT-CQ</w:t>
-            </w:r>
-          </w:p>
-        </w:tc>
-        <w:tc>
-          <w:tcPr>
-            <w:tcW w:type="dxa" w:w="4706"/>
-          </w:tcPr>
-          <w:p>
-            <w:r>
-              <w:rPr>
-                <w:b w:val="0"/>
-                <w:i w:val="0"/>
-                <w:sz w:val="17"/>
-              </w:rPr>
-              <w:t>Les informations sur l'acte de naissance (ni Jours, ni mois et ni années) de  HADJI DIALLO  manquent, s'il vous plait pouvez-vous fournir d'effort pour avoir ces informations.</w:t>
-            </w:r>
-          </w:p>
-        </w:tc>
-      </w:tr>
-      <w:tr>
-        <w:tc>
-          <w:tcPr>
-            <w:tcW w:type="dxa" w:w="964"/>
-          </w:tcPr>
-          <w:p>
-            <w:r>
-              <w:rPr>
-                <w:b/>
-                <w:i w:val="0"/>
-                <w:color w:val="EA580C"/>
-                <w:sz w:val="16"/>
-              </w:rPr>
-              <w:t>Moyenne</w:t>
-            </w:r>
-          </w:p>
-        </w:tc>
-        <w:tc>
-          <w:tcPr>
-            <w:tcW w:type="dxa" w:w="1247"/>
-          </w:tcPr>
-          <w:p>
-            <w:r>
-              <w:rPr>
-                <w:b/>
-                <w:i w:val="0"/>
-                <w:sz w:val="16"/>
-              </w:rPr>
-              <w:t>S02</w:t>
-              <w:br/>
-            </w:r>
-            <w:r>
-              <w:rPr>
-                <w:b w:val="0"/>
-                <w:i w:val="0"/>
-                <w:color w:val="64748B"/>
-                <w:sz w:val="14"/>
-              </w:rPr>
-              <w:t>Éducation</w:t>
-            </w:r>
-          </w:p>
-        </w:tc>
-        <w:tc>
-          <w:tcPr>
-            <w:tcW w:type="dxa" w:w="1531"/>
-          </w:tcPr>
-          <w:p>
-            <w:r>
-              <w:rPr>
-                <w:b/>
-                <w:i w:val="0"/>
-                <w:color w:val="16A34A"/>
-                <w:sz w:val="16"/>
-              </w:rPr>
-              <w:t>—</w:t>
-            </w:r>
-          </w:p>
-        </w:tc>
-        <w:tc>
-          <w:tcPr>
-            <w:tcW w:type="dxa" w:w="1191"/>
-          </w:tcPr>
-          <w:p>
-            <w:r>
-              <w:rPr>
-                <w:b w:val="0"/>
-                <w:i w:val="0"/>
-                <w:color w:val="64748B"/>
-                <w:sz w:val="16"/>
-              </w:rPr>
-              <w:t>GT-CQ</w:t>
-            </w:r>
-          </w:p>
-        </w:tc>
-        <w:tc>
-          <w:tcPr>
-            <w:tcW w:type="dxa" w:w="4706"/>
-          </w:tcPr>
-          <w:p>
-            <w:r>
-              <w:rPr>
-                <w:b w:val="0"/>
-                <w:i w:val="0"/>
-                <w:sz w:val="17"/>
-              </w:rPr>
-              <w:t>veuillez, s'il vous plait, confirmer les frais de scolarité ( 1000 FCFA) payée de HADJI DIALLO avec le QG ou apporter les corrections nécessaires.</w:t>
-            </w:r>
-          </w:p>
-        </w:tc>
-      </w:tr>
-      <w:tr>
-        <w:tc>
-          <w:tcPr>
-            <w:tcW w:type="dxa" w:w="964"/>
-          </w:tcPr>
-          <w:p>
-            <w:r>
-              <w:rPr>
-                <w:b/>
-                <w:i w:val="0"/>
-                <w:color w:val="EA580C"/>
-                <w:sz w:val="16"/>
-              </w:rPr>
-              <w:t>Moyenne</w:t>
-            </w:r>
-          </w:p>
-        </w:tc>
-        <w:tc>
-          <w:tcPr>
-            <w:tcW w:type="dxa" w:w="1247"/>
-          </w:tcPr>
-          <w:p>
-            <w:r>
-              <w:rPr>
-                <w:b/>
-                <w:i w:val="0"/>
-                <w:sz w:val="16"/>
-              </w:rPr>
-              <w:t>S02</w:t>
-              <w:br/>
-            </w:r>
-            <w:r>
-              <w:rPr>
-                <w:b w:val="0"/>
-                <w:i w:val="0"/>
-                <w:color w:val="64748B"/>
-                <w:sz w:val="14"/>
-              </w:rPr>
-              <w:t>Éducation</w:t>
-            </w:r>
-          </w:p>
-        </w:tc>
-        <w:tc>
-          <w:tcPr>
-            <w:tcW w:type="dxa" w:w="1531"/>
-          </w:tcPr>
-          <w:p>
-            <w:r>
-              <w:rPr>
-                <w:b/>
-                <w:i w:val="0"/>
-                <w:color w:val="16A34A"/>
-                <w:sz w:val="16"/>
-              </w:rPr>
-              <w:t>—</w:t>
-            </w:r>
-          </w:p>
-        </w:tc>
-        <w:tc>
-          <w:tcPr>
-            <w:tcW w:type="dxa" w:w="1191"/>
-          </w:tcPr>
-          <w:p>
-            <w:r>
-              <w:rPr>
-                <w:b w:val="0"/>
-                <w:i w:val="0"/>
-                <w:color w:val="64748B"/>
-                <w:sz w:val="16"/>
-              </w:rPr>
-              <w:t>GT-CQ</w:t>
-            </w:r>
-          </w:p>
-        </w:tc>
-        <w:tc>
-          <w:tcPr>
-            <w:tcW w:type="dxa" w:w="4706"/>
-          </w:tcPr>
-          <w:p>
-            <w:r>
-              <w:rPr>
-                <w:b w:val="0"/>
-                <w:i w:val="0"/>
-                <w:sz w:val="17"/>
-              </w:rPr>
-              <w:t>Le montant des frais de cantines ou de restauration (1000 FCFA) pour l'année scolaire de HADJI DIALLO qui fréquente 1ére année de Primaire  semble faible.</w:t>
-            </w:r>
-          </w:p>
-        </w:tc>
-      </w:tr>
-      <w:tr>
-        <w:tc>
-          <w:tcPr>
-            <w:tcW w:type="dxa" w:w="964"/>
-          </w:tcPr>
-          <w:p>
-            <w:r>
-              <w:rPr>
-                <w:b/>
-                <w:i w:val="0"/>
-                <w:color w:val="EA580C"/>
-                <w:sz w:val="16"/>
-              </w:rPr>
-              <w:t>Moyenne</w:t>
-            </w:r>
-          </w:p>
-        </w:tc>
-        <w:tc>
-          <w:tcPr>
-            <w:tcW w:type="dxa" w:w="1247"/>
-          </w:tcPr>
-          <w:p>
-            <w:r>
-              <w:rPr>
-                <w:b/>
-                <w:i w:val="0"/>
-                <w:sz w:val="16"/>
-              </w:rPr>
-              <w:t>S02</w:t>
-              <w:br/>
-            </w:r>
-            <w:r>
-              <w:rPr>
-                <w:b w:val="0"/>
-                <w:i w:val="0"/>
-                <w:color w:val="64748B"/>
-                <w:sz w:val="14"/>
-              </w:rPr>
-              <w:t>Éducation</w:t>
-            </w:r>
-          </w:p>
-        </w:tc>
-        <w:tc>
-          <w:tcPr>
-            <w:tcW w:type="dxa" w:w="1531"/>
-          </w:tcPr>
-          <w:p>
-            <w:r>
-              <w:rPr>
-                <w:b/>
-                <w:i w:val="0"/>
-                <w:color w:val="16A34A"/>
-                <w:sz w:val="16"/>
-              </w:rPr>
-              <w:t>—</w:t>
-            </w:r>
-          </w:p>
-        </w:tc>
-        <w:tc>
-          <w:tcPr>
-            <w:tcW w:type="dxa" w:w="1191"/>
-          </w:tcPr>
-          <w:p>
-            <w:r>
-              <w:rPr>
-                <w:b w:val="0"/>
-                <w:i w:val="0"/>
-                <w:color w:val="64748B"/>
-                <w:sz w:val="16"/>
-              </w:rPr>
-              <w:t>GT-CQ</w:t>
-            </w:r>
-          </w:p>
-        </w:tc>
-        <w:tc>
-          <w:tcPr>
-            <w:tcW w:type="dxa" w:w="4706"/>
-          </w:tcPr>
-          <w:p>
-            <w:r>
-              <w:rPr>
-                <w:b w:val="0"/>
-                <w:i w:val="0"/>
-                <w:sz w:val="17"/>
-              </w:rPr>
               <w:t>Veuillez, s'il vous plait, confirmer ces informations avec le QG ou apporter les corrections nécessaires.</w:t>
-            </w:r>
-          </w:p>
-        </w:tc>
-      </w:tr>
-      <w:tr>
-        <w:tc>
-          <w:tcPr>
-            <w:tcW w:type="dxa" w:w="964"/>
-          </w:tcPr>
-          <w:p>
-            <w:r>
-              <w:rPr>
-                <w:b/>
-                <w:i w:val="0"/>
-                <w:color w:val="EA580C"/>
-                <w:sz w:val="16"/>
-              </w:rPr>
-              <w:t>Moyenne</w:t>
-            </w:r>
-          </w:p>
-        </w:tc>
-        <w:tc>
-          <w:tcPr>
-            <w:tcW w:type="dxa" w:w="1247"/>
-          </w:tcPr>
-          <w:p>
-            <w:r>
-              <w:rPr>
-                <w:b/>
-                <w:i w:val="0"/>
-                <w:sz w:val="16"/>
-              </w:rPr>
-              <w:t>S02</w:t>
-              <w:br/>
-            </w:r>
-            <w:r>
-              <w:rPr>
-                <w:b w:val="0"/>
-                <w:i w:val="0"/>
-                <w:color w:val="64748B"/>
-                <w:sz w:val="14"/>
-              </w:rPr>
-              <w:t>Éducation</w:t>
-            </w:r>
-          </w:p>
-        </w:tc>
-        <w:tc>
-          <w:tcPr>
-            <w:tcW w:type="dxa" w:w="1531"/>
-          </w:tcPr>
-          <w:p>
-            <w:r>
-              <w:rPr>
-                <w:b/>
-                <w:i w:val="0"/>
-                <w:color w:val="16A34A"/>
-                <w:sz w:val="16"/>
-              </w:rPr>
-              <w:t>—</w:t>
-            </w:r>
-          </w:p>
-        </w:tc>
-        <w:tc>
-          <w:tcPr>
-            <w:tcW w:type="dxa" w:w="1191"/>
-          </w:tcPr>
-          <w:p>
-            <w:r>
-              <w:rPr>
-                <w:b w:val="0"/>
-                <w:i w:val="0"/>
-                <w:color w:val="64748B"/>
-                <w:sz w:val="16"/>
-              </w:rPr>
-              <w:t>GT-CQ</w:t>
-            </w:r>
-          </w:p>
-        </w:tc>
-        <w:tc>
-          <w:tcPr>
-            <w:tcW w:type="dxa" w:w="4706"/>
-          </w:tcPr>
-          <w:p>
-            <w:r>
-              <w:rPr>
-                <w:b w:val="0"/>
-                <w:i w:val="0"/>
-                <w:sz w:val="17"/>
-              </w:rPr>
-              <w:t>Prière de vous adresser à ALSSANE ADAMA DIALLO pour avoir l'année exacte.</w:t>
-            </w:r>
-          </w:p>
-        </w:tc>
-      </w:tr>
-      <w:tr>
-        <w:tc>
-          <w:tcPr>
-            <w:tcW w:type="dxa" w:w="964"/>
-          </w:tcPr>
-          <w:p>
-            <w:r>
-              <w:rPr>
-                <w:b/>
-                <w:i w:val="0"/>
-                <w:color w:val="EA580C"/>
-                <w:sz w:val="16"/>
-              </w:rPr>
-              <w:t>Moyenne</w:t>
-            </w:r>
-          </w:p>
-        </w:tc>
-        <w:tc>
-          <w:tcPr>
-            <w:tcW w:type="dxa" w:w="1247"/>
-          </w:tcPr>
-          <w:p>
-            <w:r>
-              <w:rPr>
-                <w:b/>
-                <w:i w:val="0"/>
-                <w:sz w:val="16"/>
-              </w:rPr>
-              <w:t>S02</w:t>
-              <w:br/>
-            </w:r>
-            <w:r>
-              <w:rPr>
-                <w:b w:val="0"/>
-                <w:i w:val="0"/>
-                <w:color w:val="64748B"/>
-                <w:sz w:val="14"/>
-              </w:rPr>
-              <w:t>Éducation</w:t>
-            </w:r>
-          </w:p>
-        </w:tc>
-        <w:tc>
-          <w:tcPr>
-            <w:tcW w:type="dxa" w:w="1531"/>
-          </w:tcPr>
-          <w:p>
-            <w:r>
-              <w:rPr>
-                <w:b/>
-                <w:i w:val="0"/>
-                <w:color w:val="16A34A"/>
-                <w:sz w:val="16"/>
-              </w:rPr>
-              <w:t>—</w:t>
-            </w:r>
-          </w:p>
-        </w:tc>
-        <w:tc>
-          <w:tcPr>
-            <w:tcW w:type="dxa" w:w="1191"/>
-          </w:tcPr>
-          <w:p>
-            <w:r>
-              <w:rPr>
-                <w:b w:val="0"/>
-                <w:i w:val="0"/>
-                <w:color w:val="64748B"/>
-                <w:sz w:val="16"/>
-              </w:rPr>
-              <w:t>GT-CQ</w:t>
-            </w:r>
-          </w:p>
-        </w:tc>
-        <w:tc>
-          <w:tcPr>
-            <w:tcW w:type="dxa" w:w="4706"/>
-          </w:tcPr>
-          <w:p>
-            <w:r>
-              <w:rPr>
-                <w:b w:val="0"/>
-                <w:i w:val="0"/>
-                <w:sz w:val="17"/>
-              </w:rPr>
-              <w:t>Prière de vous adresser à MARIE ADAMA DIALLO pour avoir l'année exacte.</w:t>
-            </w:r>
-          </w:p>
-        </w:tc>
-      </w:tr>
-      <w:tr>
-        <w:tc>
-          <w:tcPr>
-            <w:tcW w:type="dxa" w:w="964"/>
-          </w:tcPr>
-          <w:p>
-            <w:r>
-              <w:rPr>
-                <w:b/>
-                <w:i w:val="0"/>
-                <w:color w:val="EA580C"/>
-                <w:sz w:val="16"/>
-              </w:rPr>
-              <w:t>Moyenne</w:t>
-            </w:r>
-          </w:p>
-        </w:tc>
-        <w:tc>
-          <w:tcPr>
-            <w:tcW w:type="dxa" w:w="1247"/>
-          </w:tcPr>
-          <w:p>
-            <w:r>
-              <w:rPr>
-                <w:b/>
-                <w:i w:val="0"/>
-                <w:sz w:val="16"/>
-              </w:rPr>
-              <w:t>S02</w:t>
-              <w:br/>
-            </w:r>
-            <w:r>
-              <w:rPr>
-                <w:b w:val="0"/>
-                <w:i w:val="0"/>
-                <w:color w:val="64748B"/>
-                <w:sz w:val="14"/>
-              </w:rPr>
-              <w:t>Éducation</w:t>
-            </w:r>
-          </w:p>
-        </w:tc>
-        <w:tc>
-          <w:tcPr>
-            <w:tcW w:type="dxa" w:w="1531"/>
-          </w:tcPr>
-          <w:p>
-            <w:r>
-              <w:rPr>
-                <w:b/>
-                <w:i w:val="0"/>
-                <w:color w:val="16A34A"/>
-                <w:sz w:val="16"/>
-              </w:rPr>
-              <w:t>s01q23, s01q00b, s01q23_autre</w:t>
-            </w:r>
-          </w:p>
-        </w:tc>
-        <w:tc>
-          <w:tcPr>
-            <w:tcW w:type="dxa" w:w="1191"/>
-          </w:tcPr>
-          <w:p>
-            <w:r>
-              <w:rPr>
-                <w:b w:val="0"/>
-                <w:i w:val="0"/>
-                <w:color w:val="64748B"/>
-                <w:sz w:val="16"/>
-              </w:rPr>
-              <w:t>GT-CQ</w:t>
-            </w:r>
-          </w:p>
-        </w:tc>
-        <w:tc>
-          <w:tcPr>
-            <w:tcW w:type="dxa" w:w="4706"/>
-          </w:tcPr>
-          <w:p>
-            <w:r>
-              <w:rPr>
-                <w:b w:val="0"/>
-                <w:i w:val="0"/>
-                <w:sz w:val="17"/>
-              </w:rPr>
-              <w:t>La raison principale que MAMADOU BA n'a pas fait des études dans une école formelle est PAS ENCORE ATTEINT L’AGE REQUIS et semble exister dans les modalités, prière de prendre attache avec le QG pour plus d'explication afin de la classer bien.</w:t>
             </w:r>
           </w:p>
         </w:tc>
